--- a/ZenabuPhD/COMMUNITY PROTECTION/manuscript/SIMULATION AND ANALYSIS SETUP.docx
+++ b/ZenabuPhD/COMMUNITY PROTECTION/manuscript/SIMULATION AND ANALYSIS SETUP.docx
@@ -748,7 +748,21 @@
               <w:rPr>
                 <w:lang w:val="en-US"/>
               </w:rPr>
-              <w:t xml:space="preserve"> – similar to GH</w:t>
+              <w:t xml:space="preserve"> – </w:t>
+            </w:r>
+            <w:proofErr w:type="gramStart"/>
+            <w:r>
+              <w:rPr>
+                <w:lang w:val="en-US"/>
+              </w:rPr>
+              <w:t>similar to</w:t>
+            </w:r>
+            <w:proofErr w:type="gramEnd"/>
+            <w:r>
+              <w:rPr>
+                <w:lang w:val="en-US"/>
+              </w:rPr>
+              <w:t xml:space="preserve"> GH</w:t>
             </w:r>
             <w:r>
               <w:rPr>
@@ -940,6 +954,7 @@
               </w:rPr>
               <w:t xml:space="preserve">: </w:t>
             </w:r>
+            <w:proofErr w:type="gramStart"/>
             <w:r>
               <w:rPr>
                 <w:rFonts w:hAnsi="Aptos"/>
@@ -950,6 +965,7 @@
               </w:rPr>
               <w:t>seq(</w:t>
             </w:r>
+            <w:proofErr w:type="gramEnd"/>
             <w:r>
               <w:rPr>
                 <w:rFonts w:hAnsi="Aptos"/>
@@ -1811,6 +1827,1561 @@
           </w:p>
         </w:tc>
       </w:tr>
+      <w:tr>
+        <w:tc>
+          <w:tcPr>
+            <w:tcW w:w="9016" w:type="dxa"/>
+            <w:gridSpan w:val="2"/>
+          </w:tcPr>
+          <w:p>
+            <w:pPr>
+              <w:jc w:val="center"/>
+              <w:rPr>
+                <w:b/>
+                <w:bCs/>
+                <w:lang w:val="en-US"/>
+              </w:rPr>
+            </w:pPr>
+          </w:p>
+          <w:p>
+            <w:pPr>
+              <w:jc w:val="center"/>
+              <w:rPr>
+                <w:b/>
+                <w:bCs/>
+                <w:lang w:val="en-US"/>
+              </w:rPr>
+            </w:pPr>
+            <w:r>
+              <w:rPr>
+                <w:b/>
+                <w:bCs/>
+                <w:lang w:val="en-US"/>
+              </w:rPr>
+              <w:t xml:space="preserve">FINAL </w:t>
+            </w:r>
+            <w:r>
+              <w:rPr>
+                <w:b/>
+                <w:bCs/>
+                <w:lang w:val="en-US"/>
+              </w:rPr>
+              <w:t>SIMULATION SETUP</w:t>
+            </w:r>
+            <w:r>
+              <w:rPr>
+                <w:b/>
+                <w:bCs/>
+                <w:lang w:val="en-US"/>
+              </w:rPr>
+              <w:t xml:space="preserve"> (</w:t>
+            </w:r>
+            <w:r>
+              <w:rPr>
+                <w:b/>
+                <w:bCs/>
+                <w:lang w:val="en-US"/>
+              </w:rPr>
+              <w:t>100K</w:t>
+            </w:r>
+            <w:r>
+              <w:rPr>
+                <w:b/>
+                <w:bCs/>
+                <w:lang w:val="en-US"/>
+              </w:rPr>
+              <w:t xml:space="preserve"> POPSIZE)</w:t>
+            </w:r>
+          </w:p>
+        </w:tc>
+      </w:tr>
+      <w:tr>
+        <w:tc>
+          <w:tcPr>
+            <w:tcW w:w="3300" w:type="dxa"/>
+          </w:tcPr>
+          <w:p>
+            <w:pPr>
+              <w:rPr>
+                <w:b/>
+                <w:bCs/>
+                <w:lang w:val="en-US"/>
+              </w:rPr>
+            </w:pPr>
+            <w:r>
+              <w:rPr>
+                <w:b/>
+                <w:bCs/>
+                <w:lang w:val="en-US"/>
+              </w:rPr>
+              <w:t>Experiment name</w:t>
+            </w:r>
+          </w:p>
+        </w:tc>
+        <w:tc>
+          <w:tcPr>
+            <w:tcW w:w="5716" w:type="dxa"/>
+          </w:tcPr>
+          <w:p>
+            <w:pPr>
+              <w:rPr>
+                <w:lang w:val="en-US"/>
+              </w:rPr>
+            </w:pPr>
+            <w:r>
+              <w:rPr>
+                <w:lang w:val="en-US"/>
+              </w:rPr>
+              <w:t>ComProt_newllinparam</w:t>
+            </w:r>
+            <w:r>
+              <w:rPr>
+                <w:lang w:val="en-US"/>
+              </w:rPr>
+              <w:t>2</w:t>
+            </w:r>
+            <w:r>
+              <w:rPr>
+                <w:lang w:val="en-US"/>
+              </w:rPr>
+              <w:t>_NS</w:t>
+            </w:r>
+          </w:p>
+        </w:tc>
+      </w:tr>
+      <w:tr>
+        <w:tc>
+          <w:tcPr>
+            <w:tcW w:w="3300" w:type="dxa"/>
+          </w:tcPr>
+          <w:p>
+            <w:pPr>
+              <w:rPr>
+                <w:b/>
+                <w:bCs/>
+                <w:lang w:val="en-US"/>
+              </w:rPr>
+            </w:pPr>
+            <w:r>
+              <w:rPr>
+                <w:b/>
+                <w:bCs/>
+                <w:lang w:val="en-US"/>
+              </w:rPr>
+              <w:t>Purpose</w:t>
+            </w:r>
+          </w:p>
+        </w:tc>
+        <w:tc>
+          <w:tcPr>
+            <w:tcW w:w="5716" w:type="dxa"/>
+          </w:tcPr>
+          <w:p>
+            <w:pPr>
+              <w:rPr>
+                <w:lang w:val="en-US"/>
+              </w:rPr>
+            </w:pPr>
+            <w:r>
+              <w:rPr>
+                <w:lang w:val="en-US"/>
+              </w:rPr>
+              <w:t>Evaluate the direct and indirect effects of LLINs across transmission intensities</w:t>
+            </w:r>
+          </w:p>
+        </w:tc>
+      </w:tr>
+      <w:tr>
+        <w:tc>
+          <w:tcPr>
+            <w:tcW w:w="3300" w:type="dxa"/>
+          </w:tcPr>
+          <w:p>
+            <w:pPr>
+              <w:rPr>
+                <w:b/>
+                <w:bCs/>
+                <w:lang w:val="en-US"/>
+              </w:rPr>
+            </w:pPr>
+            <w:r>
+              <w:rPr>
+                <w:b/>
+                <w:bCs/>
+                <w:lang w:val="en-US"/>
+              </w:rPr>
+              <w:t>Starting point</w:t>
+            </w:r>
+          </w:p>
+        </w:tc>
+        <w:tc>
+          <w:tcPr>
+            <w:tcW w:w="5716" w:type="dxa"/>
+          </w:tcPr>
+          <w:p>
+            <w:pPr>
+              <w:pStyle w:val="ListParagraph"/>
+              <w:numPr>
+                <w:ilvl w:val="0"/>
+                <w:numId w:val="1"/>
+              </w:numPr>
+              <w:rPr>
+                <w:lang w:val="en-US"/>
+              </w:rPr>
+            </w:pPr>
+            <w:r>
+              <w:rPr>
+                <w:lang w:val="en-US"/>
+              </w:rPr>
+              <w:t xml:space="preserve">Demography – </w:t>
+            </w:r>
+            <w:proofErr w:type="gramStart"/>
+            <w:r>
+              <w:rPr>
+                <w:lang w:val="en-US"/>
+              </w:rPr>
+              <w:t>similar to</w:t>
+            </w:r>
+            <w:proofErr w:type="gramEnd"/>
+            <w:r>
+              <w:rPr>
+                <w:lang w:val="en-US"/>
+              </w:rPr>
+              <w:t xml:space="preserve"> GHA</w:t>
+            </w:r>
+          </w:p>
+          <w:p>
+            <w:pPr>
+              <w:pStyle w:val="ListParagraph"/>
+              <w:numPr>
+                <w:ilvl w:val="0"/>
+                <w:numId w:val="1"/>
+              </w:numPr>
+              <w:rPr>
+                <w:lang w:val="en-US"/>
+              </w:rPr>
+            </w:pPr>
+            <w:r>
+              <w:rPr>
+                <w:lang w:val="en-US"/>
+              </w:rPr>
+              <w:t xml:space="preserve">Health system access – </w:t>
+            </w:r>
+            <w:r>
+              <w:rPr>
+                <w:color w:val="FF0000"/>
+                <w:lang w:val="en-US"/>
+              </w:rPr>
+              <w:t>40%</w:t>
+            </w:r>
+            <w:r>
+              <w:rPr>
+                <w:color w:val="FF0000"/>
+                <w:lang w:val="en-US"/>
+              </w:rPr>
+              <w:t xml:space="preserve"> constant</w:t>
+            </w:r>
+          </w:p>
+          <w:p>
+            <w:pPr>
+              <w:pStyle w:val="ListParagraph"/>
+              <w:numPr>
+                <w:ilvl w:val="0"/>
+                <w:numId w:val="1"/>
+              </w:numPr>
+              <w:rPr>
+                <w:lang w:val="en-US"/>
+              </w:rPr>
+            </w:pPr>
+            <w:r>
+              <w:rPr>
+                <w:lang w:val="en-US"/>
+              </w:rPr>
+              <w:t>Seasonality</w:t>
+            </w:r>
+            <w:r>
+              <w:rPr>
+                <w:lang w:val="en-US"/>
+              </w:rPr>
+              <w:t xml:space="preserve"> – perennial with a peak in October</w:t>
+            </w:r>
+          </w:p>
+        </w:tc>
+      </w:tr>
+      <w:tr>
+        <w:tc>
+          <w:tcPr>
+            <w:tcW w:w="3300" w:type="dxa"/>
+          </w:tcPr>
+          <w:p>
+            <w:pPr>
+              <w:rPr>
+                <w:b/>
+                <w:bCs/>
+                <w:lang w:val="en-US"/>
+              </w:rPr>
+            </w:pPr>
+            <w:r>
+              <w:rPr>
+                <w:b/>
+                <w:bCs/>
+                <w:lang w:val="en-US"/>
+              </w:rPr>
+              <w:t>Population size</w:t>
+            </w:r>
+          </w:p>
+        </w:tc>
+        <w:tc>
+          <w:tcPr>
+            <w:tcW w:w="5716" w:type="dxa"/>
+          </w:tcPr>
+          <w:p>
+            <w:pPr>
+              <w:rPr>
+                <w:lang w:val="en-US"/>
+              </w:rPr>
+            </w:pPr>
+            <w:r>
+              <w:rPr>
+                <w:color w:val="FF0000"/>
+                <w:lang w:val="en-US"/>
+              </w:rPr>
+              <w:t>10</w:t>
+            </w:r>
+            <w:r>
+              <w:rPr>
+                <w:color w:val="FF0000"/>
+                <w:lang w:val="en-US"/>
+              </w:rPr>
+              <w:t xml:space="preserve">0000 </w:t>
+            </w:r>
+            <w:r>
+              <w:rPr>
+                <w:color w:val="FF0000"/>
+                <w:lang w:val="en-US"/>
+              </w:rPr>
+              <w:t>(same size as in Unwin et al.)</w:t>
+            </w:r>
+          </w:p>
+        </w:tc>
+      </w:tr>
+      <w:tr>
+        <w:tc>
+          <w:tcPr>
+            <w:tcW w:w="3300" w:type="dxa"/>
+          </w:tcPr>
+          <w:p>
+            <w:pPr>
+              <w:rPr>
+                <w:b/>
+                <w:bCs/>
+                <w:lang w:val="en-US"/>
+              </w:rPr>
+            </w:pPr>
+            <w:r>
+              <w:rPr>
+                <w:b/>
+                <w:bCs/>
+                <w:lang w:val="en-US"/>
+              </w:rPr>
+              <w:t>EIR categories</w:t>
+            </w:r>
+          </w:p>
+        </w:tc>
+        <w:tc>
+          <w:tcPr>
+            <w:tcW w:w="5716" w:type="dxa"/>
+          </w:tcPr>
+          <w:p>
+            <w:pPr>
+              <w:rPr>
+                <w:rFonts w:hAnsi="Aptos"/>
+                <w:color w:val="FF0000"/>
+                <w:sz w:val="21"/>
+                <w:szCs w:val="21"/>
+                <w:lang w:val="en-US"/>
+              </w:rPr>
+            </w:pPr>
+            <w:r>
+              <w:rPr>
+                <w:rFonts w:hAnsi="Aptos"/>
+                <w:color w:val="000000" w:themeColor="text1"/>
+                <w:sz w:val="21"/>
+                <w:szCs w:val="21"/>
+                <w:lang w:val="en-US"/>
+              </w:rPr>
+              <w:t xml:space="preserve">Used EIR: </w:t>
+            </w:r>
+            <w:proofErr w:type="gramStart"/>
+            <w:r>
+              <w:rPr>
+                <w:rFonts w:hAnsi="Aptos"/>
+                <w:color w:val="FF0000"/>
+                <w:sz w:val="21"/>
+                <w:szCs w:val="21"/>
+                <w:lang w:val="en-US"/>
+              </w:rPr>
+              <w:t>seq(</w:t>
+            </w:r>
+            <w:proofErr w:type="gramEnd"/>
+            <w:r>
+              <w:rPr>
+                <w:rFonts w:hAnsi="Aptos"/>
+                <w:color w:val="FF0000"/>
+                <w:sz w:val="21"/>
+                <w:szCs w:val="21"/>
+                <w:lang w:val="en-US"/>
+              </w:rPr>
+              <w:t>1</w:t>
+            </w:r>
+            <w:r>
+              <w:rPr>
+                <w:rFonts w:hAnsi="Aptos"/>
+                <w:color w:val="FF0000"/>
+                <w:sz w:val="21"/>
+                <w:szCs w:val="21"/>
+                <w:lang w:val="en-US"/>
+              </w:rPr>
+              <w:t xml:space="preserve">, 20, 0.5), </w:t>
+            </w:r>
+            <w:r>
+              <w:rPr>
+                <w:rFonts w:hAnsi="Aptos"/>
+                <w:color w:val="FF0000"/>
+                <w:sz w:val="21"/>
+                <w:szCs w:val="21"/>
+                <w:lang w:val="en-US"/>
+              </w:rPr>
+              <w:t>2</w:t>
+            </w:r>
+            <w:r>
+              <w:rPr>
+                <w:rFonts w:hAnsi="Aptos"/>
+                <w:color w:val="FF0000"/>
+                <w:sz w:val="21"/>
+                <w:szCs w:val="21"/>
+                <w:lang w:val="en-US"/>
+              </w:rPr>
+              <w:t>4</w:t>
+            </w:r>
+            <w:r>
+              <w:rPr>
+                <w:rFonts w:hAnsi="Aptos"/>
+                <w:color w:val="FF0000"/>
+                <w:sz w:val="21"/>
+                <w:szCs w:val="21"/>
+                <w:lang w:val="en-US"/>
+              </w:rPr>
+              <w:t xml:space="preserve">, </w:t>
+            </w:r>
+            <w:r>
+              <w:rPr>
+                <w:rFonts w:hAnsi="Aptos"/>
+                <w:color w:val="FF0000"/>
+                <w:sz w:val="21"/>
+                <w:szCs w:val="21"/>
+                <w:lang w:val="en-US"/>
+              </w:rPr>
+              <w:t>32</w:t>
+            </w:r>
+            <w:r>
+              <w:rPr>
+                <w:rFonts w:hAnsi="Aptos"/>
+                <w:color w:val="FF0000"/>
+                <w:sz w:val="21"/>
+                <w:szCs w:val="21"/>
+                <w:lang w:val="en-US"/>
+              </w:rPr>
+              <w:t>,</w:t>
+            </w:r>
+            <w:r>
+              <w:rPr>
+                <w:rFonts w:hAnsi="Aptos"/>
+                <w:color w:val="FF0000"/>
+                <w:sz w:val="21"/>
+                <w:szCs w:val="21"/>
+                <w:lang w:val="en-US"/>
+              </w:rPr>
+              <w:t xml:space="preserve"> 48, 60, 80,</w:t>
+            </w:r>
+            <w:r>
+              <w:rPr>
+                <w:rFonts w:hAnsi="Aptos"/>
+                <w:color w:val="FF0000"/>
+                <w:sz w:val="21"/>
+                <w:szCs w:val="21"/>
+                <w:lang w:val="en-US"/>
+              </w:rPr>
+              <w:t xml:space="preserve"> 100</w:t>
+            </w:r>
+          </w:p>
+          <w:p>
+            <w:pPr>
+              <w:rPr>
+                <w:rFonts w:hAnsi="Aptos"/>
+                <w:color w:val="FF0000"/>
+                <w:sz w:val="21"/>
+                <w:szCs w:val="21"/>
+                <w:lang w:val="en-US"/>
+              </w:rPr>
+            </w:pPr>
+          </w:p>
+          <w:p>
+            <w:pPr>
+              <w:rPr>
+                <w:rFonts w:hAnsi="Aptos"/>
+                <w:color w:val="FF0000"/>
+                <w:sz w:val="21"/>
+                <w:szCs w:val="21"/>
+                <w:lang w:val="en-US"/>
+              </w:rPr>
+            </w:pPr>
+            <w:r>
+              <w:rPr>
+                <w:rFonts w:hAnsi="Aptos"/>
+                <w:color w:val="FF0000"/>
+                <w:sz w:val="21"/>
+                <w:szCs w:val="21"/>
+                <w:lang w:val="en-US"/>
+              </w:rPr>
+              <w:t xml:space="preserve">Low </w:t>
+            </w:r>
+            <w:proofErr w:type="spellStart"/>
+            <w:r>
+              <w:rPr>
+                <w:rFonts w:hAnsi="Aptos"/>
+                <w:color w:val="FF0000"/>
+                <w:sz w:val="21"/>
+                <w:szCs w:val="21"/>
+                <w:lang w:val="en-US"/>
+              </w:rPr>
+              <w:t>PfPR</w:t>
+            </w:r>
+            <w:proofErr w:type="spellEnd"/>
+            <w:r>
+              <w:rPr>
+                <w:rFonts w:hAnsi="Aptos"/>
+                <w:color w:val="FF0000"/>
+                <w:sz w:val="21"/>
+                <w:szCs w:val="21"/>
+                <w:lang w:val="en-US"/>
+              </w:rPr>
+              <w:t xml:space="preserve"> </w:t>
+            </w:r>
+            <w:r>
+              <w:rPr>
+                <w:rFonts w:hAnsi="Aptos"/>
+                <w:color w:val="FF0000"/>
+                <w:sz w:val="21"/>
+                <w:szCs w:val="21"/>
+                <w:lang w:val="en-US"/>
+              </w:rPr>
+              <w:t>= EIR &lt;= 2</w:t>
+            </w:r>
+          </w:p>
+          <w:p>
+            <w:pPr>
+              <w:rPr>
+                <w:rFonts w:hAnsi="Aptos"/>
+                <w:color w:val="FF0000"/>
+                <w:sz w:val="21"/>
+                <w:szCs w:val="21"/>
+                <w:lang w:val="en-US"/>
+              </w:rPr>
+            </w:pPr>
+            <w:r>
+              <w:rPr>
+                <w:rFonts w:hAnsi="Aptos"/>
+                <w:color w:val="FF0000"/>
+                <w:sz w:val="21"/>
+                <w:szCs w:val="21"/>
+                <w:lang w:val="en-US"/>
+              </w:rPr>
+              <w:t>Moderate</w:t>
+            </w:r>
+            <w:r>
+              <w:rPr>
+                <w:rFonts w:hAnsi="Aptos"/>
+                <w:color w:val="FF0000"/>
+                <w:sz w:val="21"/>
+                <w:szCs w:val="21"/>
+                <w:lang w:val="en-US"/>
+              </w:rPr>
+              <w:t xml:space="preserve"> </w:t>
+            </w:r>
+            <w:proofErr w:type="spellStart"/>
+            <w:r>
+              <w:rPr>
+                <w:rFonts w:hAnsi="Aptos"/>
+                <w:color w:val="FF0000"/>
+                <w:sz w:val="21"/>
+                <w:szCs w:val="21"/>
+                <w:lang w:val="en-US"/>
+              </w:rPr>
+              <w:t>PfPR</w:t>
+            </w:r>
+            <w:proofErr w:type="spellEnd"/>
+            <w:r>
+              <w:rPr>
+                <w:rFonts w:hAnsi="Aptos"/>
+                <w:color w:val="FF0000"/>
+                <w:sz w:val="21"/>
+                <w:szCs w:val="21"/>
+                <w:lang w:val="en-US"/>
+              </w:rPr>
+              <w:t xml:space="preserve"> = EIR</w:t>
+            </w:r>
+            <w:r>
+              <w:rPr>
+                <w:rFonts w:hAnsi="Aptos"/>
+                <w:color w:val="FF0000"/>
+                <w:sz w:val="21"/>
+                <w:szCs w:val="21"/>
+                <w:lang w:val="en-US"/>
+              </w:rPr>
+              <w:t>:</w:t>
+            </w:r>
+            <w:r>
+              <w:rPr>
+                <w:rFonts w:hAnsi="Aptos"/>
+                <w:color w:val="FF0000"/>
+                <w:sz w:val="21"/>
+                <w:szCs w:val="21"/>
+                <w:lang w:val="en-US"/>
+              </w:rPr>
+              <w:t xml:space="preserve"> 2</w:t>
+            </w:r>
+            <w:r>
+              <w:rPr>
+                <w:rFonts w:hAnsi="Aptos"/>
+                <w:color w:val="FF0000"/>
+                <w:sz w:val="21"/>
+                <w:szCs w:val="21"/>
+                <w:lang w:val="en-US"/>
+              </w:rPr>
+              <w:t>.5</w:t>
+            </w:r>
+            <w:r>
+              <w:rPr>
+                <w:rFonts w:hAnsi="Aptos"/>
+                <w:color w:val="FF0000"/>
+                <w:sz w:val="21"/>
+                <w:szCs w:val="21"/>
+                <w:lang w:val="en-US"/>
+              </w:rPr>
+              <w:t xml:space="preserve"> – 8</w:t>
+            </w:r>
+          </w:p>
+          <w:p>
+            <w:pPr>
+              <w:rPr>
+                <w:lang w:val="en-US"/>
+              </w:rPr>
+            </w:pPr>
+            <w:r>
+              <w:rPr>
+                <w:color w:val="FF0000"/>
+                <w:lang w:val="en-US"/>
+              </w:rPr>
+              <w:t>High</w:t>
+            </w:r>
+            <w:r>
+              <w:rPr>
+                <w:color w:val="FF0000"/>
+                <w:lang w:val="en-US"/>
+              </w:rPr>
+              <w:t xml:space="preserve"> </w:t>
+            </w:r>
+            <w:proofErr w:type="spellStart"/>
+            <w:r>
+              <w:rPr>
+                <w:rFonts w:hAnsi="Aptos"/>
+                <w:color w:val="FF0000"/>
+                <w:sz w:val="21"/>
+                <w:szCs w:val="21"/>
+                <w:lang w:val="en-US"/>
+              </w:rPr>
+              <w:t>PfPR</w:t>
+            </w:r>
+            <w:proofErr w:type="spellEnd"/>
+            <w:r>
+              <w:rPr>
+                <w:color w:val="FF0000"/>
+                <w:lang w:val="en-US"/>
+              </w:rPr>
+              <w:t xml:space="preserve"> = EIR &gt; </w:t>
+            </w:r>
+            <w:r>
+              <w:rPr>
+                <w:color w:val="FF0000"/>
+                <w:lang w:val="en-US"/>
+              </w:rPr>
+              <w:t>8</w:t>
+            </w:r>
+          </w:p>
+        </w:tc>
+      </w:tr>
+      <w:tr>
+        <w:tc>
+          <w:tcPr>
+            <w:tcW w:w="3300" w:type="dxa"/>
+          </w:tcPr>
+          <w:p>
+            <w:pPr>
+              <w:rPr>
+                <w:b/>
+                <w:bCs/>
+                <w:lang w:val="en-US"/>
+              </w:rPr>
+            </w:pPr>
+            <w:r>
+              <w:rPr>
+                <w:b/>
+                <w:bCs/>
+                <w:lang w:val="en-US"/>
+              </w:rPr>
+              <w:t>Coverage levels</w:t>
+            </w:r>
+          </w:p>
+        </w:tc>
+        <w:tc>
+          <w:tcPr>
+            <w:tcW w:w="5716" w:type="dxa"/>
+          </w:tcPr>
+          <w:p>
+            <w:pPr>
+              <w:rPr>
+                <w:rFonts w:hAnsi="Aptos"/>
+                <w:color w:val="FF0000"/>
+                <w:sz w:val="21"/>
+                <w:szCs w:val="21"/>
+                <w:lang w:val="en-US"/>
+              </w:rPr>
+            </w:pPr>
+            <w:r>
+              <w:rPr>
+                <w:rFonts w:hAnsi="Aptos"/>
+                <w:color w:val="000000" w:themeColor="text1"/>
+                <w:sz w:val="21"/>
+                <w:szCs w:val="21"/>
+                <w:lang w:val="en-US"/>
+              </w:rPr>
+              <w:t>10, 20</w:t>
+            </w:r>
+            <w:r>
+              <w:rPr>
+                <w:rFonts w:hAnsi="Aptos"/>
+                <w:color w:val="FF0000"/>
+                <w:sz w:val="21"/>
+                <w:szCs w:val="21"/>
+                <w:lang w:val="en-US"/>
+              </w:rPr>
+              <w:t xml:space="preserve">, 30, </w:t>
+            </w:r>
+            <w:r>
+              <w:rPr>
+                <w:rFonts w:hAnsi="Aptos"/>
+                <w:color w:val="000000" w:themeColor="text1"/>
+                <w:sz w:val="21"/>
+                <w:szCs w:val="21"/>
+                <w:lang w:val="en-US"/>
+              </w:rPr>
+              <w:t>40</w:t>
+            </w:r>
+            <w:r>
+              <w:rPr>
+                <w:rFonts w:hAnsi="Aptos"/>
+                <w:color w:val="FF0000"/>
+                <w:sz w:val="21"/>
+                <w:szCs w:val="21"/>
+                <w:lang w:val="en-US"/>
+              </w:rPr>
+              <w:t xml:space="preserve">, 50, </w:t>
+            </w:r>
+            <w:r>
+              <w:rPr>
+                <w:rFonts w:hAnsi="Aptos"/>
+                <w:color w:val="000000" w:themeColor="text1"/>
+                <w:sz w:val="21"/>
+                <w:szCs w:val="21"/>
+                <w:lang w:val="en-US"/>
+              </w:rPr>
+              <w:t>60</w:t>
+            </w:r>
+            <w:r>
+              <w:rPr>
+                <w:rFonts w:hAnsi="Aptos"/>
+                <w:color w:val="FF0000"/>
+                <w:sz w:val="21"/>
+                <w:szCs w:val="21"/>
+                <w:lang w:val="en-US"/>
+              </w:rPr>
+              <w:t xml:space="preserve">, 70, </w:t>
+            </w:r>
+            <w:r>
+              <w:rPr>
+                <w:rFonts w:hAnsi="Aptos"/>
+                <w:color w:val="000000" w:themeColor="text1"/>
+                <w:sz w:val="21"/>
+                <w:szCs w:val="21"/>
+                <w:lang w:val="en-US"/>
+              </w:rPr>
+              <w:t xml:space="preserve">80 </w:t>
+            </w:r>
+          </w:p>
+          <w:p>
+            <w:pPr>
+              <w:rPr>
+                <w:rFonts w:hAnsi="Aptos"/>
+                <w:color w:val="000000" w:themeColor="text1"/>
+                <w:sz w:val="21"/>
+                <w:szCs w:val="21"/>
+                <w:lang w:val="en-US"/>
+              </w:rPr>
+            </w:pPr>
+            <w:r>
+              <w:rPr>
+                <w:rFonts w:hAnsi="Aptos"/>
+                <w:color w:val="000000" w:themeColor="text1"/>
+                <w:sz w:val="21"/>
+                <w:szCs w:val="21"/>
+                <w:lang w:val="en-US"/>
+              </w:rPr>
+              <w:t>Added granularity to usage levels and exclude 90%</w:t>
+            </w:r>
+          </w:p>
+        </w:tc>
+      </w:tr>
+      <w:tr>
+        <w:tc>
+          <w:tcPr>
+            <w:tcW w:w="3300" w:type="dxa"/>
+          </w:tcPr>
+          <w:p>
+            <w:pPr>
+              <w:rPr>
+                <w:b/>
+                <w:bCs/>
+                <w:lang w:val="en-US"/>
+              </w:rPr>
+            </w:pPr>
+            <w:r>
+              <w:rPr>
+                <w:b/>
+                <w:bCs/>
+                <w:lang w:val="en-US"/>
+              </w:rPr>
+              <w:t>Seed</w:t>
+            </w:r>
+            <w:r>
+              <w:rPr>
+                <w:b/>
+                <w:bCs/>
+                <w:lang w:val="en-US"/>
+              </w:rPr>
+              <w:t>s</w:t>
+            </w:r>
+            <w:r>
+              <w:rPr>
+                <w:b/>
+                <w:bCs/>
+                <w:lang w:val="en-US"/>
+              </w:rPr>
+              <w:t xml:space="preserve"> </w:t>
+            </w:r>
+          </w:p>
+        </w:tc>
+        <w:tc>
+          <w:tcPr>
+            <w:tcW w:w="5716" w:type="dxa"/>
+          </w:tcPr>
+          <w:p>
+            <w:pPr>
+              <w:rPr>
+                <w:lang w:val="en-US"/>
+              </w:rPr>
+            </w:pPr>
+            <w:r>
+              <w:rPr>
+                <w:lang w:val="en-US"/>
+              </w:rPr>
+              <w:t>10</w:t>
+            </w:r>
+          </w:p>
+        </w:tc>
+      </w:tr>
+      <w:tr>
+        <w:tc>
+          <w:tcPr>
+            <w:tcW w:w="3300" w:type="dxa"/>
+          </w:tcPr>
+          <w:p>
+            <w:pPr>
+              <w:rPr>
+                <w:b/>
+                <w:bCs/>
+                <w:lang w:val="en-US"/>
+              </w:rPr>
+            </w:pPr>
+            <w:r>
+              <w:rPr>
+                <w:b/>
+                <w:bCs/>
+                <w:lang w:val="en-US"/>
+              </w:rPr>
+              <w:t>Cohorts</w:t>
+            </w:r>
+          </w:p>
+        </w:tc>
+        <w:tc>
+          <w:tcPr>
+            <w:tcW w:w="5716" w:type="dxa"/>
+          </w:tcPr>
+          <w:p>
+            <w:pPr>
+              <w:rPr>
+                <w:lang w:val="en-US"/>
+              </w:rPr>
+            </w:pPr>
+            <w:r>
+              <w:rPr>
+                <w:lang w:val="en-US"/>
+              </w:rPr>
+              <w:t>LLIN users and non-users</w:t>
+            </w:r>
+          </w:p>
+        </w:tc>
+      </w:tr>
+      <w:tr>
+        <w:tc>
+          <w:tcPr>
+            <w:tcW w:w="3300" w:type="dxa"/>
+          </w:tcPr>
+          <w:p>
+            <w:pPr>
+              <w:rPr>
+                <w:b/>
+                <w:bCs/>
+                <w:lang w:val="en-US"/>
+              </w:rPr>
+            </w:pPr>
+            <w:r>
+              <w:rPr>
+                <w:b/>
+                <w:bCs/>
+                <w:lang w:val="en-US"/>
+              </w:rPr>
+              <w:t>Interventions</w:t>
+            </w:r>
+          </w:p>
+        </w:tc>
+        <w:tc>
+          <w:tcPr>
+            <w:tcW w:w="5716" w:type="dxa"/>
+          </w:tcPr>
+          <w:p>
+            <w:pPr>
+              <w:pStyle w:val="ListParagraph"/>
+              <w:numPr>
+                <w:ilvl w:val="0"/>
+                <w:numId w:val="1"/>
+              </w:numPr>
+              <w:rPr>
+                <w:color w:val="FF0000"/>
+                <w:lang w:val="en-US"/>
+              </w:rPr>
+            </w:pPr>
+            <w:r>
+              <w:rPr>
+                <w:color w:val="FF0000"/>
+                <w:lang w:val="en-US"/>
+              </w:rPr>
+              <w:t xml:space="preserve">Assume </w:t>
+            </w:r>
+            <w:r>
+              <w:rPr>
+                <w:color w:val="FF0000"/>
+                <w:lang w:val="en-US"/>
+              </w:rPr>
+              <w:t>40%</w:t>
+            </w:r>
+            <w:r>
+              <w:rPr>
+                <w:color w:val="FF0000"/>
+                <w:lang w:val="en-US"/>
+              </w:rPr>
+              <w:t xml:space="preserve"> CM</w:t>
+            </w:r>
+            <w:r>
+              <w:rPr>
+                <w:color w:val="FF0000"/>
+                <w:lang w:val="en-US"/>
+              </w:rPr>
+              <w:t xml:space="preserve"> </w:t>
+            </w:r>
+            <w:r>
+              <w:rPr>
+                <w:color w:val="FF0000"/>
+                <w:lang w:val="en-US"/>
+              </w:rPr>
+              <w:t>throughout</w:t>
+            </w:r>
+            <w:r>
+              <w:rPr>
+                <w:color w:val="FF0000"/>
+                <w:lang w:val="en-US"/>
+              </w:rPr>
+              <w:t>: 2000-2031</w:t>
+            </w:r>
+          </w:p>
+          <w:p>
+            <w:pPr>
+              <w:pStyle w:val="ListParagraph"/>
+              <w:numPr>
+                <w:ilvl w:val="0"/>
+                <w:numId w:val="1"/>
+              </w:numPr>
+              <w:rPr>
+                <w:lang w:val="en-US"/>
+              </w:rPr>
+            </w:pPr>
+            <w:r>
+              <w:rPr>
+                <w:lang w:val="en-US"/>
+              </w:rPr>
+              <w:t>Introduc</w:t>
+            </w:r>
+            <w:r>
+              <w:rPr>
+                <w:lang w:val="en-US"/>
+              </w:rPr>
+              <w:t>ed</w:t>
+            </w:r>
+            <w:r>
+              <w:rPr>
+                <w:lang w:val="en-US"/>
+              </w:rPr>
+              <w:t xml:space="preserve"> </w:t>
+            </w:r>
+            <w:r>
+              <w:rPr>
+                <w:color w:val="FF0000"/>
+                <w:lang w:val="en-US"/>
+              </w:rPr>
+              <w:t>LLIN in 202</w:t>
+            </w:r>
+            <w:r>
+              <w:rPr>
+                <w:color w:val="FF0000"/>
+                <w:lang w:val="en-US"/>
+              </w:rPr>
+              <w:t>3</w:t>
+            </w:r>
+          </w:p>
+        </w:tc>
+      </w:tr>
+      <w:tr>
+        <w:tc>
+          <w:tcPr>
+            <w:tcW w:w="3300" w:type="dxa"/>
+          </w:tcPr>
+          <w:p>
+            <w:pPr>
+              <w:rPr>
+                <w:b/>
+                <w:bCs/>
+                <w:lang w:val="en-US"/>
+              </w:rPr>
+            </w:pPr>
+            <w:r>
+              <w:rPr>
+                <w:b/>
+                <w:bCs/>
+                <w:lang w:val="en-US"/>
+              </w:rPr>
+              <w:t>LLIN Type</w:t>
+            </w:r>
+          </w:p>
+        </w:tc>
+        <w:tc>
+          <w:tcPr>
+            <w:tcW w:w="5716" w:type="dxa"/>
+          </w:tcPr>
+          <w:p>
+            <w:pPr>
+              <w:rPr>
+                <w:b/>
+                <w:bCs/>
+                <w:color w:val="FF0000"/>
+                <w:lang w:val="en-US"/>
+              </w:rPr>
+            </w:pPr>
+            <w:r>
+              <w:rPr>
+                <w:b/>
+                <w:bCs/>
+                <w:color w:val="FF0000"/>
+                <w:lang w:val="en-US"/>
+              </w:rPr>
+              <w:t>IG2</w:t>
+            </w:r>
+            <w:r>
+              <w:rPr>
+                <w:b/>
+                <w:bCs/>
+                <w:color w:val="FF0000"/>
+                <w:lang w:val="en-US"/>
+              </w:rPr>
+              <w:t xml:space="preserve"> net characteristics</w:t>
+            </w:r>
+            <w:r>
+              <w:rPr>
+                <w:b/>
+                <w:bCs/>
+                <w:color w:val="FF0000"/>
+                <w:lang w:val="en-US"/>
+              </w:rPr>
+              <w:t xml:space="preserve"> - new parameterization </w:t>
+            </w:r>
+          </w:p>
+          <w:p>
+            <w:pPr>
+              <w:rPr>
+                <w:color w:val="FF0000"/>
+                <w:lang w:val="en-US"/>
+              </w:rPr>
+            </w:pPr>
+            <w:r>
+              <w:rPr>
+                <w:b/>
+                <w:bCs/>
+                <w:color w:val="FF0000"/>
+                <w:lang w:val="en-US"/>
+              </w:rPr>
+              <w:t>Efficacy</w:t>
+            </w:r>
+            <w:r>
+              <w:rPr>
+                <w:color w:val="FF0000"/>
+                <w:lang w:val="en-US"/>
+              </w:rPr>
+              <w:t>:</w:t>
+            </w:r>
+            <w:r>
+              <w:rPr>
+                <w:color w:val="FF0000"/>
+                <w:lang w:val="en-US"/>
+              </w:rPr>
+              <w:t xml:space="preserve"> CDV</w:t>
+            </w:r>
+            <w:r>
+              <w:rPr>
+                <w:color w:val="FF0000"/>
+                <w:lang w:val="en-US"/>
+              </w:rPr>
+              <w:t xml:space="preserve"> </w:t>
+            </w:r>
+            <w:r>
+              <w:rPr>
+                <w:color w:val="FF0000"/>
+                <w:lang w:val="en-US"/>
+              </w:rPr>
+              <w:t>ETH: Assenga CI</w:t>
+            </w:r>
+            <w:r>
+              <w:rPr>
+                <w:color w:val="FF0000"/>
+                <w:lang w:val="en-US"/>
+              </w:rPr>
+              <w:t xml:space="preserve"> (assuming no insecticidal decay)</w:t>
+            </w:r>
+          </w:p>
+          <w:p>
+            <w:pPr>
+              <w:pStyle w:val="ListParagraph"/>
+              <w:numPr>
+                <w:ilvl w:val="0"/>
+                <w:numId w:val="24"/>
+              </w:numPr>
+              <w:rPr>
+                <w:color w:val="FF0000"/>
+                <w:lang w:val="en-US"/>
+              </w:rPr>
+            </w:pPr>
+            <w:r>
+              <w:rPr>
+                <w:color w:val="FF0000"/>
+                <w:lang w:val="en-US"/>
+              </w:rPr>
+              <w:t>deterrency value</w:t>
+            </w:r>
+            <w:r>
+              <w:rPr>
+                <w:color w:val="FF0000"/>
+                <w:lang w:val="en-US"/>
+              </w:rPr>
+              <w:t xml:space="preserve"> </w:t>
+            </w:r>
+            <w:r>
+              <w:rPr>
+                <w:color w:val="FF0000"/>
+                <w:lang w:val="en-US"/>
+              </w:rPr>
+              <w:t>=</w:t>
+            </w:r>
+            <w:r>
+              <w:rPr>
+                <w:color w:val="FF0000"/>
+                <w:lang w:val="en-US"/>
+              </w:rPr>
+              <w:t xml:space="preserve"> </w:t>
+            </w:r>
+            <w:r>
+              <w:rPr>
+                <w:color w:val="FF0000"/>
+                <w:lang w:val="en-US"/>
+              </w:rPr>
+              <w:t>0.45</w:t>
+            </w:r>
+          </w:p>
+          <w:p>
+            <w:pPr>
+              <w:pStyle w:val="ListParagraph"/>
+              <w:numPr>
+                <w:ilvl w:val="0"/>
+                <w:numId w:val="24"/>
+              </w:numPr>
+              <w:rPr>
+                <w:color w:val="FF0000"/>
+                <w:lang w:val="en-US"/>
+              </w:rPr>
+            </w:pPr>
+            <w:r>
+              <w:rPr>
+                <w:color w:val="FF0000"/>
+                <w:lang w:val="en-US"/>
+              </w:rPr>
+              <w:t>preprandialKillingEffect value</w:t>
+            </w:r>
+            <w:r>
+              <w:rPr>
+                <w:color w:val="FF0000"/>
+                <w:lang w:val="en-US"/>
+              </w:rPr>
+              <w:t xml:space="preserve"> </w:t>
+            </w:r>
+            <w:r>
+              <w:rPr>
+                <w:color w:val="FF0000"/>
+                <w:lang w:val="en-US"/>
+              </w:rPr>
+              <w:t>=</w:t>
+            </w:r>
+            <w:r>
+              <w:rPr>
+                <w:color w:val="FF0000"/>
+                <w:lang w:val="en-US"/>
+              </w:rPr>
+              <w:t xml:space="preserve"> </w:t>
+            </w:r>
+            <w:r>
+              <w:rPr>
+                <w:color w:val="FF0000"/>
+                <w:lang w:val="en-US"/>
+              </w:rPr>
+              <w:t>0.64</w:t>
+            </w:r>
+          </w:p>
+          <w:p>
+            <w:pPr>
+              <w:pStyle w:val="ListParagraph"/>
+              <w:numPr>
+                <w:ilvl w:val="0"/>
+                <w:numId w:val="24"/>
+              </w:numPr>
+              <w:rPr>
+                <w:color w:val="FF0000"/>
+                <w:lang w:val="en-US"/>
+              </w:rPr>
+            </w:pPr>
+            <w:r>
+              <w:rPr>
+                <w:color w:val="FF0000"/>
+                <w:lang w:val="en-US"/>
+              </w:rPr>
+              <w:t>postprandialKillingEffect value</w:t>
+            </w:r>
+            <w:r>
+              <w:rPr>
+                <w:color w:val="FF0000"/>
+                <w:lang w:val="en-US"/>
+              </w:rPr>
+              <w:t xml:space="preserve"> </w:t>
+            </w:r>
+            <w:r>
+              <w:rPr>
+                <w:color w:val="FF0000"/>
+                <w:lang w:val="en-US"/>
+              </w:rPr>
+              <w:t>=</w:t>
+            </w:r>
+            <w:r>
+              <w:rPr>
+                <w:color w:val="FF0000"/>
+                <w:lang w:val="en-US"/>
+              </w:rPr>
+              <w:t xml:space="preserve"> </w:t>
+            </w:r>
+            <w:r>
+              <w:rPr>
+                <w:color w:val="FF0000"/>
+                <w:lang w:val="en-US"/>
+              </w:rPr>
+              <w:t>0.74</w:t>
+            </w:r>
+          </w:p>
+          <w:p>
+            <w:pPr>
+              <w:rPr>
+                <w:color w:val="FF0000"/>
+                <w:lang w:val="en-US"/>
+              </w:rPr>
+            </w:pPr>
+            <w:r>
+              <w:rPr>
+                <w:color w:val="FF0000"/>
+                <w:lang w:val="en-US"/>
+              </w:rPr>
+              <w:t>Half-life = 2.1 (</w:t>
+            </w:r>
+            <w:proofErr w:type="spellStart"/>
+            <w:r>
+              <w:rPr>
+                <w:color w:val="FF0000"/>
+                <w:lang w:val="en-US"/>
+              </w:rPr>
+              <w:t>Ngufor</w:t>
+            </w:r>
+            <w:proofErr w:type="spellEnd"/>
+            <w:r>
+              <w:rPr>
+                <w:color w:val="FF0000"/>
+                <w:lang w:val="en-US"/>
+              </w:rPr>
+              <w:t xml:space="preserve"> et al)</w:t>
+            </w:r>
+          </w:p>
+          <w:p>
+            <w:pPr>
+              <w:rPr>
+                <w:color w:val="FF0000"/>
+                <w:lang w:val="en-US"/>
+              </w:rPr>
+            </w:pPr>
+            <w:r>
+              <w:rPr>
+                <w:color w:val="FF0000"/>
+                <w:lang w:val="en-US"/>
+              </w:rPr>
+              <w:t>Kappa = 1.4 (1.35 in Luke’s thesis)</w:t>
+            </w:r>
+          </w:p>
+          <w:p>
+            <w:pPr>
+              <w:rPr>
+                <w:color w:val="FF0000"/>
+                <w:lang w:val="en-US"/>
+              </w:rPr>
+            </w:pPr>
+          </w:p>
+          <w:p>
+            <w:pPr>
+              <w:rPr>
+                <w:lang w:val="en-US"/>
+              </w:rPr>
+            </w:pPr>
+            <w:r>
+              <w:rPr>
+                <w:lang w:val="en-US"/>
+              </w:rPr>
+              <w:t>Vector species: assume</w:t>
+            </w:r>
+          </w:p>
+          <w:p>
+            <w:pPr>
+              <w:pStyle w:val="ListParagraph"/>
+              <w:numPr>
+                <w:ilvl w:val="0"/>
+                <w:numId w:val="1"/>
+              </w:numPr>
+              <w:rPr>
+                <w:lang w:val="en-US"/>
+              </w:rPr>
+            </w:pPr>
+            <w:r>
+              <w:rPr>
+                <w:lang w:val="en-US"/>
+              </w:rPr>
+              <w:t>gambiae (</w:t>
+            </w:r>
+            <w:r>
+              <w:rPr>
+                <w:color w:val="FF0000"/>
+                <w:lang w:val="en-US"/>
+              </w:rPr>
+              <w:t>60</w:t>
+            </w:r>
+            <w:r>
+              <w:rPr>
+                <w:color w:val="FF0000"/>
+                <w:lang w:val="en-US"/>
+              </w:rPr>
+              <w:t>%</w:t>
+            </w:r>
+            <w:r>
+              <w:rPr>
+                <w:lang w:val="en-US"/>
+              </w:rPr>
+              <w:t>)</w:t>
+            </w:r>
+            <w:r>
+              <w:rPr>
+                <w:lang w:val="en-US"/>
+              </w:rPr>
+              <w:t xml:space="preserve"> – SR: </w:t>
+            </w:r>
+            <w:r>
+              <w:rPr>
+                <w:color w:val="FF0000"/>
+                <w:lang w:val="en-US"/>
+              </w:rPr>
+              <w:t>0.114</w:t>
+            </w:r>
+          </w:p>
+          <w:p>
+            <w:pPr>
+              <w:pStyle w:val="ListParagraph"/>
+              <w:numPr>
+                <w:ilvl w:val="0"/>
+                <w:numId w:val="1"/>
+              </w:numPr>
+              <w:rPr>
+                <w:lang w:val="en-US"/>
+              </w:rPr>
+            </w:pPr>
+            <w:proofErr w:type="spellStart"/>
+            <w:r>
+              <w:rPr>
+                <w:lang w:val="en-US"/>
+              </w:rPr>
+              <w:t>funestus</w:t>
+            </w:r>
+            <w:proofErr w:type="spellEnd"/>
+            <w:r>
+              <w:rPr>
+                <w:lang w:val="en-US"/>
+              </w:rPr>
+              <w:t xml:space="preserve"> (</w:t>
+            </w:r>
+            <w:r>
+              <w:rPr>
+                <w:color w:val="FF0000"/>
+                <w:lang w:val="en-US"/>
+              </w:rPr>
+              <w:t>30</w:t>
+            </w:r>
+            <w:r>
+              <w:rPr>
+                <w:color w:val="FF0000"/>
+                <w:lang w:val="en-US"/>
+              </w:rPr>
+              <w:t>%</w:t>
+            </w:r>
+            <w:r>
+              <w:rPr>
+                <w:lang w:val="en-US"/>
+              </w:rPr>
+              <w:t xml:space="preserve">) – SR: </w:t>
+            </w:r>
+            <w:r>
+              <w:rPr>
+                <w:color w:val="FF0000"/>
+                <w:lang w:val="en-US"/>
+              </w:rPr>
+              <w:t>0.235</w:t>
+            </w:r>
+          </w:p>
+          <w:p>
+            <w:pPr>
+              <w:pStyle w:val="ListParagraph"/>
+              <w:numPr>
+                <w:ilvl w:val="0"/>
+                <w:numId w:val="1"/>
+              </w:numPr>
+              <w:rPr>
+                <w:lang w:val="en-US"/>
+              </w:rPr>
+            </w:pPr>
+            <w:proofErr w:type="spellStart"/>
+            <w:r>
+              <w:rPr>
+                <w:lang w:val="en-US"/>
+              </w:rPr>
+              <w:t>arabiensis</w:t>
+            </w:r>
+            <w:proofErr w:type="spellEnd"/>
+            <w:r>
+              <w:rPr>
+                <w:lang w:val="en-US"/>
+              </w:rPr>
+              <w:t xml:space="preserve"> (</w:t>
+            </w:r>
+            <w:r>
+              <w:rPr>
+                <w:color w:val="FF0000"/>
+                <w:lang w:val="en-US"/>
+              </w:rPr>
+              <w:t>10</w:t>
+            </w:r>
+            <w:r>
+              <w:rPr>
+                <w:color w:val="FF0000"/>
+                <w:lang w:val="en-US"/>
+              </w:rPr>
+              <w:t>%</w:t>
+            </w:r>
+            <w:r>
+              <w:rPr>
+                <w:lang w:val="en-US"/>
+              </w:rPr>
+              <w:t>) – SR:</w:t>
+            </w:r>
+            <w:r>
+              <w:t xml:space="preserve"> </w:t>
+            </w:r>
+            <w:r>
+              <w:rPr>
+                <w:color w:val="FF0000"/>
+                <w:lang w:val="en-US"/>
+              </w:rPr>
+              <w:t>0.049</w:t>
+            </w:r>
+          </w:p>
+          <w:p>
+            <w:pPr>
+              <w:rPr>
+                <w:lang w:val="en-US"/>
+              </w:rPr>
+            </w:pPr>
+            <w:r>
+              <w:rPr>
+                <w:lang w:val="en-US"/>
+              </w:rPr>
+              <w:t>assume SR are same as defaults in the new param template - TZ</w:t>
+            </w:r>
+          </w:p>
+        </w:tc>
+      </w:tr>
     </w:tbl>
     <w:p>
       <w:pPr>
@@ -1852,6 +3423,26 @@
         <w:rPr>
           <w:b/>
           <w:bCs/>
+          <w:lang w:val="en-US"/>
+        </w:rPr>
+      </w:pPr>
+    </w:p>
+    <w:p>
+      <w:pPr>
+        <w:jc w:val="center"/>
+        <w:rPr>
+          <w:b/>
+          <w:bCs/>
+          <w:lang w:val="en-US"/>
+        </w:rPr>
+      </w:pPr>
+    </w:p>
+    <w:p>
+      <w:pPr>
+        <w:jc w:val="center"/>
+        <w:rPr>
+          <w:b/>
+          <w:bCs/>
           <w:noProof/>
         </w:rPr>
       </w:pPr>
@@ -1861,6 +3452,7 @@
           <w:bCs/>
           <w:lang w:val="en-US"/>
         </w:rPr>
+        <w:lastRenderedPageBreak/>
         <w:t>ANALYSIS</w:t>
       </w:r>
     </w:p>
@@ -4399,7 +5991,29 @@
           <w:color w:val="FF0000"/>
           <w:lang w:val="en-US"/>
         </w:rPr>
-        <w:t>Figure – relative risk of infection among non-users vs pre-intervention</w:t>
+        <w:t>Figure – relative risk of infection among non-</w:t>
+      </w:r>
+      <w:proofErr w:type="gramStart"/>
+      <w:r>
+        <w:rPr>
+          <w:rFonts w:ascii="Arial" w:hAnsi="Arial" w:cs="Arial"/>
+          <w:b/>
+          <w:bCs/>
+          <w:color w:val="FF0000"/>
+          <w:lang w:val="en-US"/>
+        </w:rPr>
+        <w:t>users</w:t>
+      </w:r>
+      <w:proofErr w:type="gramEnd"/>
+      <w:r>
+        <w:rPr>
+          <w:rFonts w:ascii="Arial" w:hAnsi="Arial" w:cs="Arial"/>
+          <w:b/>
+          <w:bCs/>
+          <w:color w:val="FF0000"/>
+          <w:lang w:val="en-US"/>
+        </w:rPr>
+        <w:t xml:space="preserve"> vs pre-intervention</w:t>
       </w:r>
     </w:p>
     <w:p>
@@ -4608,16 +6222,7 @@
           <w:b/>
           <w:bCs/>
         </w:rPr>
-        <w:t xml:space="preserve"> (no net use in the </w:t>
-      </w:r>
-      <w:r>
-        <w:rPr>
-          <w:rFonts w:ascii="Arial" w:hAnsi="Arial" w:cs="Arial"/>
-          <w:b/>
-          <w:bCs/>
-        </w:rPr>
-        <w:lastRenderedPageBreak/>
-        <w:t>population)</w:t>
+        <w:t xml:space="preserve"> (no net use in the population)</w:t>
       </w:r>
       <w:r>
         <w:rPr>
@@ -4871,7 +6476,14 @@
         <w:rPr>
           <w:rFonts w:ascii="Arial" w:hAnsi="Arial" w:cs="Arial"/>
         </w:rPr>
-        <w:t xml:space="preserve">. When the event improves health due to a health exposure, the </w:t>
+        <w:t xml:space="preserve">. When the event improves health due to a health </w:t>
+      </w:r>
+      <w:r>
+        <w:rPr>
+          <w:rFonts w:ascii="Arial" w:hAnsi="Arial" w:cs="Arial"/>
+        </w:rPr>
+        <w:lastRenderedPageBreak/>
+        <w:t xml:space="preserve">exposure, the </w:t>
       </w:r>
       <w:r>
         <w:rPr>
@@ -5420,27 +7032,7 @@
                 <w:rFonts w:ascii="Cambria Math" w:hAnsi="Cambria Math" w:cs="Arial"/>
                 <w:color w:val="FF0000"/>
               </w:rPr>
-              <m:t xml:space="preserve">change in </m:t>
-            </m:r>
-            <m:r>
-              <m:rPr>
-                <m:sty m:val="p"/>
-              </m:rPr>
-              <w:rPr>
-                <w:rFonts w:ascii="Cambria Math" w:hAnsi="Cambria Math" w:cs="Arial"/>
-                <w:color w:val="FF0000"/>
-              </w:rPr>
-              <m:t>usage</m:t>
-            </m:r>
-            <m:r>
-              <m:rPr>
-                <m:sty m:val="p"/>
-              </m:rPr>
-              <w:rPr>
-                <w:rFonts w:ascii="Cambria Math" w:hAnsi="Cambria Math" w:cs="Arial"/>
-                <w:color w:val="FF0000"/>
-              </w:rPr>
-              <m:t xml:space="preserve"> (%)</m:t>
+              <m:t>change in usage (%)</m:t>
             </m:r>
           </m:den>
         </m:f>
@@ -5608,16 +7200,7 @@
           <w:rPr>
             <w:rFonts w:ascii="Cambria Math"/>
           </w:rPr>
-          <m:t xml:space="preserve"> = usage x population siz</m:t>
-        </m:r>
-        <m:r>
-          <m:rPr>
-            <m:nor/>
-          </m:rPr>
-          <w:rPr>
-            <w:rFonts w:ascii="Cambria Math"/>
-          </w:rPr>
-          <m:t>e</m:t>
+          <m:t xml:space="preserve"> = usage x population size</m:t>
         </m:r>
       </m:oMath>
     </w:p>
@@ -5734,25 +7317,7 @@
           <w:rPr>
             <w:rFonts w:ascii="Cambria Math"/>
           </w:rPr>
-          <m:t xml:space="preserve"> = change in </m:t>
-        </m:r>
-        <m:r>
-          <m:rPr>
-            <m:nor/>
-          </m:rPr>
-          <w:rPr>
-            <w:rFonts w:ascii="Cambria Math"/>
-          </w:rPr>
-          <m:t>protection</m:t>
-        </m:r>
-        <m:r>
-          <m:rPr>
-            <m:nor/>
-          </m:rPr>
-          <w:rPr>
-            <w:rFonts w:ascii="Cambria Math"/>
-          </w:rPr>
-          <m:t xml:space="preserve"> x </m:t>
+          <m:t xml:space="preserve"> = change in protection x </m:t>
         </m:r>
         <m:r>
           <m:rPr>
@@ -6077,7 +7642,6 @@
         <w:ind w:left="-360"/>
       </w:pPr>
       <w:r>
-        <w:lastRenderedPageBreak/>
         <w:t>To provide answers such as</w:t>
       </w:r>
       <w:r>
@@ -6170,6 +7734,7 @@
         </w:numPr>
       </w:pPr>
       <w:r>
+        <w:lastRenderedPageBreak/>
         <w:t xml:space="preserve">At </w:t>
       </w:r>
       <w:r>
@@ -6426,7 +7991,6 @@
         <w:ind w:left="-360"/>
       </w:pPr>
       <w:r>
-        <w:lastRenderedPageBreak/>
         <w:t>Interpretation:</w:t>
       </w:r>
     </w:p>
@@ -6444,7 +8008,7 @@
       </w:pPr>
       <w:r>
         <w:pict w14:anchorId="5E66CD25">
-          <v:rect id="_x0000_i1281" style="width:0;height:1.5pt" o:hralign="center" o:hrstd="t" o:hr="t" fillcolor="#a0a0a0" stroked="f"/>
+          <v:rect id="_x0000_i1025" style="width:0;height:1.5pt" o:hralign="center" o:hrstd="t" o:hr="t" fillcolor="#a0a0a0" stroked="f"/>
         </w:pict>
       </w:r>
     </w:p>
@@ -6472,6 +8036,7 @@
         </w:numPr>
       </w:pPr>
       <w:r>
+        <w:lastRenderedPageBreak/>
         <w:t xml:space="preserve">Fairly stable early: </w:t>
       </w:r>
     </w:p>
@@ -6521,13 +8086,7 @@
         <w:ind w:left="-360"/>
       </w:pPr>
       <w:r>
-        <w:t xml:space="preserve">Community protection is more </w:t>
-      </w:r>
-      <w:r>
-        <w:t>resilient but</w:t>
-      </w:r>
-      <w:r>
-        <w:t xml:space="preserve"> still weakens at high coverage.</w:t>
+        <w:t>Community protection is more resilient but still weakens at high coverage.</w:t>
       </w:r>
     </w:p>
     <w:p>
@@ -6536,7 +8095,7 @@
       </w:pPr>
       <w:r>
         <w:pict w14:anchorId="28D8F762">
-          <v:rect id="_x0000_i1282" style="width:0;height:1.5pt" o:hralign="center" o:hrstd="t" o:hr="t" fillcolor="#a0a0a0" stroked="f"/>
+          <v:rect id="_x0000_i1026" style="width:0;height:1.5pt" o:hralign="center" o:hrstd="t" o:hr="t" fillcolor="#a0a0a0" stroked="f"/>
         </w:pict>
       </w:r>
     </w:p>
@@ -6574,7 +8133,7 @@
       </w:pPr>
       <w:r>
         <w:pict w14:anchorId="26973681">
-          <v:rect id="_x0000_i1283" style="width:0;height:1.5pt" o:hralign="center" o:hrstd="t" o:hr="t" fillcolor="#a0a0a0" stroked="f"/>
+          <v:rect id="_x0000_i1027" style="width:0;height:1.5pt" o:hralign="center" o:hrstd="t" o:hr="t" fillcolor="#a0a0a0" stroked="f"/>
         </w:pict>
       </w:r>
     </w:p>
@@ -6615,6 +8174,9 @@
             <m:t>Non-users per user</m:t>
           </m:r>
           <m:r>
+            <m:rPr>
+              <m:sty m:val="p"/>
+            </m:rPr>
             <w:br/>
           </m:r>
         </m:oMath>
@@ -6641,6 +8203,9 @@
             <m:t>Users per non-user</m:t>
           </m:r>
           <m:r>
+            <m:rPr>
+              <m:sty m:val="p"/>
+            </m:rPr>
             <w:br/>
           </m:r>
         </m:oMath>
@@ -6658,8 +8223,13 @@
       <w:pPr>
         <w:ind w:left="-360"/>
       </w:pPr>
-      <w:r>
-        <w:t xml:space="preserve">So the plot and labels are telling </w:t>
+      <w:proofErr w:type="gramStart"/>
+      <w:r>
+        <w:t>So</w:t>
+      </w:r>
+      <w:proofErr w:type="gramEnd"/>
+      <w:r>
+        <w:t xml:space="preserve"> the plot and labels are telling </w:t>
       </w:r>
       <w:r>
         <w:rPr>
@@ -6678,7 +8248,7 @@
       </w:pPr>
       <w:r>
         <w:pict w14:anchorId="1212CCC8">
-          <v:rect id="_x0000_i1284" style="width:0;height:1.5pt" o:hralign="center" o:hrstd="t" o:hr="t" fillcolor="#a0a0a0" stroked="f"/>
+          <v:rect id="_x0000_i1028" style="width:0;height:1.5pt" o:hralign="center" o:hrstd="t" o:hr="t" fillcolor="#a0a0a0" stroked="f"/>
         </w:pict>
       </w:r>
     </w:p>
@@ -6735,7 +8305,6 @@
           <w:b/>
           <w:bCs/>
         </w:rPr>
-        <w:lastRenderedPageBreak/>
         <w:t xml:space="preserve"> “LLIN users needed to protect one non-user”</w:t>
       </w:r>
     </w:p>
@@ -6792,8 +8361,9 @@
         <w:ind w:left="-360"/>
       </w:pPr>
       <w:r>
+        <w:lastRenderedPageBreak/>
         <w:pict w14:anchorId="7646C6EE">
-          <v:rect id="_x0000_i1285" style="width:0;height:1.5pt" o:hralign="center" o:hrstd="t" o:hr="t" fillcolor="#a0a0a0" stroked="f"/>
+          <v:rect id="_x0000_i1029" style="width:0;height:1.5pt" o:hralign="center" o:hrstd="t" o:hr="t" fillcolor="#a0a0a0" stroked="f"/>
         </w:pict>
       </w:r>
     </w:p>
@@ -6907,7 +8477,15 @@
         <w:ind w:left="-360"/>
       </w:pPr>
       <w:r>
-        <w:t>In high transmission settings, indirect protection is more sustained at lower coverage levels, with approximately 4 users needed to protect one non-user up to ~30%, but declines steadily thereafter.</w:t>
+        <w:t>In high transmission settings, indirect protection is more sustained at lower coverage levels, with approximately 4 users needed to protect one non-user up to ~30</w:t>
+      </w:r>
+      <w:proofErr w:type="gramStart"/>
+      <w:r>
+        <w:t>%, but</w:t>
+      </w:r>
+      <w:proofErr w:type="gramEnd"/>
+      <w:r>
+        <w:t xml:space="preserve"> declines steadily thereafter.</w:t>
       </w:r>
     </w:p>
     <w:p>
@@ -9017,6 +10595,119 @@
     </w:lvl>
   </w:abstractNum>
   <w:abstractNum w:abstractNumId="15" w15:restartNumberingAfterBreak="0">
+    <w:nsid w:val="44C45EE0"/>
+    <w:multiLevelType w:val="hybridMultilevel"/>
+    <w:tmpl w:val="1F4E77A4"/>
+    <w:lvl w:ilvl="0" w:tplc="0C000001">
+      <w:start w:val="1"/>
+      <w:numFmt w:val="bullet"/>
+      <w:lvlText w:val=""/>
+      <w:lvlJc w:val="left"/>
+      <w:pPr>
+        <w:ind w:left="720" w:hanging="360"/>
+      </w:pPr>
+      <w:rPr>
+        <w:rFonts w:ascii="Symbol" w:hAnsi="Symbol" w:hint="default"/>
+      </w:rPr>
+    </w:lvl>
+    <w:lvl w:ilvl="1" w:tplc="0C000003" w:tentative="1">
+      <w:start w:val="1"/>
+      <w:numFmt w:val="bullet"/>
+      <w:lvlText w:val="o"/>
+      <w:lvlJc w:val="left"/>
+      <w:pPr>
+        <w:ind w:left="1440" w:hanging="360"/>
+      </w:pPr>
+      <w:rPr>
+        <w:rFonts w:ascii="Courier New" w:hAnsi="Courier New" w:cs="Courier New" w:hint="default"/>
+      </w:rPr>
+    </w:lvl>
+    <w:lvl w:ilvl="2" w:tplc="0C000005" w:tentative="1">
+      <w:start w:val="1"/>
+      <w:numFmt w:val="bullet"/>
+      <w:lvlText w:val=""/>
+      <w:lvlJc w:val="left"/>
+      <w:pPr>
+        <w:ind w:left="2160" w:hanging="360"/>
+      </w:pPr>
+      <w:rPr>
+        <w:rFonts w:ascii="Wingdings" w:hAnsi="Wingdings" w:hint="default"/>
+      </w:rPr>
+    </w:lvl>
+    <w:lvl w:ilvl="3" w:tplc="0C000001" w:tentative="1">
+      <w:start w:val="1"/>
+      <w:numFmt w:val="bullet"/>
+      <w:lvlText w:val=""/>
+      <w:lvlJc w:val="left"/>
+      <w:pPr>
+        <w:ind w:left="2880" w:hanging="360"/>
+      </w:pPr>
+      <w:rPr>
+        <w:rFonts w:ascii="Symbol" w:hAnsi="Symbol" w:hint="default"/>
+      </w:rPr>
+    </w:lvl>
+    <w:lvl w:ilvl="4" w:tplc="0C000003" w:tentative="1">
+      <w:start w:val="1"/>
+      <w:numFmt w:val="bullet"/>
+      <w:lvlText w:val="o"/>
+      <w:lvlJc w:val="left"/>
+      <w:pPr>
+        <w:ind w:left="3600" w:hanging="360"/>
+      </w:pPr>
+      <w:rPr>
+        <w:rFonts w:ascii="Courier New" w:hAnsi="Courier New" w:cs="Courier New" w:hint="default"/>
+      </w:rPr>
+    </w:lvl>
+    <w:lvl w:ilvl="5" w:tplc="0C000005" w:tentative="1">
+      <w:start w:val="1"/>
+      <w:numFmt w:val="bullet"/>
+      <w:lvlText w:val=""/>
+      <w:lvlJc w:val="left"/>
+      <w:pPr>
+        <w:ind w:left="4320" w:hanging="360"/>
+      </w:pPr>
+      <w:rPr>
+        <w:rFonts w:ascii="Wingdings" w:hAnsi="Wingdings" w:hint="default"/>
+      </w:rPr>
+    </w:lvl>
+    <w:lvl w:ilvl="6" w:tplc="0C000001" w:tentative="1">
+      <w:start w:val="1"/>
+      <w:numFmt w:val="bullet"/>
+      <w:lvlText w:val=""/>
+      <w:lvlJc w:val="left"/>
+      <w:pPr>
+        <w:ind w:left="5040" w:hanging="360"/>
+      </w:pPr>
+      <w:rPr>
+        <w:rFonts w:ascii="Symbol" w:hAnsi="Symbol" w:hint="default"/>
+      </w:rPr>
+    </w:lvl>
+    <w:lvl w:ilvl="7" w:tplc="0C000003" w:tentative="1">
+      <w:start w:val="1"/>
+      <w:numFmt w:val="bullet"/>
+      <w:lvlText w:val="o"/>
+      <w:lvlJc w:val="left"/>
+      <w:pPr>
+        <w:ind w:left="5760" w:hanging="360"/>
+      </w:pPr>
+      <w:rPr>
+        <w:rFonts w:ascii="Courier New" w:hAnsi="Courier New" w:cs="Courier New" w:hint="default"/>
+      </w:rPr>
+    </w:lvl>
+    <w:lvl w:ilvl="8" w:tplc="0C000005" w:tentative="1">
+      <w:start w:val="1"/>
+      <w:numFmt w:val="bullet"/>
+      <w:lvlText w:val=""/>
+      <w:lvlJc w:val="left"/>
+      <w:pPr>
+        <w:ind w:left="6480" w:hanging="360"/>
+      </w:pPr>
+      <w:rPr>
+        <w:rFonts w:ascii="Wingdings" w:hAnsi="Wingdings" w:hint="default"/>
+      </w:rPr>
+    </w:lvl>
+  </w:abstractNum>
+  <w:abstractNum w:abstractNumId="16" w15:restartNumberingAfterBreak="0">
     <w:nsid w:val="462E0C46"/>
     <w:multiLevelType w:val="multilevel"/>
     <w:tmpl w:val="FD64A3E2"/>
@@ -9165,7 +10856,7 @@
       </w:rPr>
     </w:lvl>
   </w:abstractNum>
-  <w:abstractNum w:abstractNumId="16" w15:restartNumberingAfterBreak="0">
+  <w:abstractNum w:abstractNumId="17" w15:restartNumberingAfterBreak="0">
     <w:nsid w:val="4A381CDA"/>
     <w:multiLevelType w:val="multilevel"/>
     <w:tmpl w:val="22F67D6A"/>
@@ -9314,7 +11005,7 @@
       </w:rPr>
     </w:lvl>
   </w:abstractNum>
-  <w:abstractNum w:abstractNumId="17" w15:restartNumberingAfterBreak="0">
+  <w:abstractNum w:abstractNumId="18" w15:restartNumberingAfterBreak="0">
     <w:nsid w:val="4B083FCC"/>
     <w:multiLevelType w:val="multilevel"/>
     <w:tmpl w:val="7016613A"/>
@@ -9463,7 +11154,7 @@
       </w:rPr>
     </w:lvl>
   </w:abstractNum>
-  <w:abstractNum w:abstractNumId="18" w15:restartNumberingAfterBreak="0">
+  <w:abstractNum w:abstractNumId="19" w15:restartNumberingAfterBreak="0">
     <w:nsid w:val="610841E6"/>
     <w:multiLevelType w:val="multilevel"/>
     <w:tmpl w:val="93C09728"/>
@@ -9612,7 +11303,7 @@
       </w:rPr>
     </w:lvl>
   </w:abstractNum>
-  <w:abstractNum w:abstractNumId="19" w15:restartNumberingAfterBreak="0">
+  <w:abstractNum w:abstractNumId="20" w15:restartNumberingAfterBreak="0">
     <w:nsid w:val="6BAE316C"/>
     <w:multiLevelType w:val="multilevel"/>
     <w:tmpl w:val="72D02E92"/>
@@ -9761,7 +11452,7 @@
       </w:rPr>
     </w:lvl>
   </w:abstractNum>
-  <w:abstractNum w:abstractNumId="20" w15:restartNumberingAfterBreak="0">
+  <w:abstractNum w:abstractNumId="21" w15:restartNumberingAfterBreak="0">
     <w:nsid w:val="6F7074A8"/>
     <w:multiLevelType w:val="multilevel"/>
     <w:tmpl w:val="210C1A18"/>
@@ -9910,7 +11601,7 @@
       </w:rPr>
     </w:lvl>
   </w:abstractNum>
-  <w:abstractNum w:abstractNumId="21" w15:restartNumberingAfterBreak="0">
+  <w:abstractNum w:abstractNumId="22" w15:restartNumberingAfterBreak="0">
     <w:nsid w:val="70F120A3"/>
     <w:multiLevelType w:val="multilevel"/>
     <w:tmpl w:val="8214C36C"/>
@@ -10059,7 +11750,7 @@
       </w:rPr>
     </w:lvl>
   </w:abstractNum>
-  <w:abstractNum w:abstractNumId="22" w15:restartNumberingAfterBreak="0">
+  <w:abstractNum w:abstractNumId="23" w15:restartNumberingAfterBreak="0">
     <w:nsid w:val="747A316C"/>
     <w:multiLevelType w:val="hybridMultilevel"/>
     <w:tmpl w:val="6A0CE8F8"/>
@@ -10206,7 +11897,7 @@
     <w:abstractNumId w:val="1"/>
   </w:num>
   <w:num w:numId="3" w16cid:durableId="342975929">
-    <w:abstractNumId w:val="22"/>
+    <w:abstractNumId w:val="23"/>
   </w:num>
   <w:num w:numId="4" w16cid:durableId="1462187649">
     <w:abstractNumId w:val="10"/>
@@ -10224,25 +11915,25 @@
     <w:abstractNumId w:val="5"/>
   </w:num>
   <w:num w:numId="9" w16cid:durableId="674844186">
-    <w:abstractNumId w:val="20"/>
+    <w:abstractNumId w:val="21"/>
   </w:num>
   <w:num w:numId="10" w16cid:durableId="877817986">
     <w:abstractNumId w:val="7"/>
   </w:num>
   <w:num w:numId="11" w16cid:durableId="1123694078">
-    <w:abstractNumId w:val="21"/>
+    <w:abstractNumId w:val="22"/>
   </w:num>
   <w:num w:numId="12" w16cid:durableId="205219466">
     <w:abstractNumId w:val="3"/>
   </w:num>
   <w:num w:numId="13" w16cid:durableId="261184906">
-    <w:abstractNumId w:val="19"/>
+    <w:abstractNumId w:val="20"/>
   </w:num>
   <w:num w:numId="14" w16cid:durableId="1638291236">
-    <w:abstractNumId w:val="15"/>
+    <w:abstractNumId w:val="16"/>
   </w:num>
   <w:num w:numId="15" w16cid:durableId="1534876942">
-    <w:abstractNumId w:val="16"/>
+    <w:abstractNumId w:val="17"/>
   </w:num>
   <w:num w:numId="16" w16cid:durableId="1358117982">
     <w:abstractNumId w:val="2"/>
@@ -10257,16 +11948,19 @@
     <w:abstractNumId w:val="9"/>
   </w:num>
   <w:num w:numId="20" w16cid:durableId="528614591">
-    <w:abstractNumId w:val="18"/>
+    <w:abstractNumId w:val="19"/>
   </w:num>
   <w:num w:numId="21" w16cid:durableId="876427063">
-    <w:abstractNumId w:val="17"/>
+    <w:abstractNumId w:val="18"/>
   </w:num>
   <w:num w:numId="22" w16cid:durableId="535045687">
     <w:abstractNumId w:val="14"/>
   </w:num>
   <w:num w:numId="23" w16cid:durableId="896622596">
     <w:abstractNumId w:val="13"/>
+  </w:num>
+  <w:num w:numId="24" w16cid:durableId="840244944">
+    <w:abstractNumId w:val="15"/>
   </w:num>
 </w:numbering>
 </file>
@@ -10874,6 +12568,7 @@
   <w:style w:type="character" w:default="1" w:styleId="DefaultParagraphFont">
     <w:name w:val="Default Paragraph Font"/>
     <w:uiPriority w:val="1"/>
+    <w:semiHidden/>
     <w:unhideWhenUsed/>
   </w:style>
   <w:style w:type="table" w:default="1" w:styleId="TableNormal">
